--- a/documentation/rq & spec/sectıon 5 spec.docx
+++ b/documentation/rq & spec/sectıon 5 spec.docx
@@ -1,6 +1,6 @@
 
 <file path=word/document.xml><?xml version="1.0" encoding="utf-8"?>
-<w:document xmlns:wpc="http://schemas.microsoft.com/office/word/2010/wordprocessingCanvas" xmlns:cx="http://schemas.microsoft.com/office/drawing/2014/chartex" xmlns:cx1="http://schemas.microsoft.com/office/drawing/2015/9/8/chartex" xmlns:cx2="http://schemas.microsoft.com/office/drawing/2015/10/21/chartex" xmlns:cx3="http://schemas.microsoft.com/office/drawing/2016/5/9/chartex" xmlns:cx4="http://schemas.microsoft.com/office/drawing/2016/5/10/chartex" xmlns:cx5="http://schemas.microsoft.com/office/drawing/2016/5/11/chartex" xmlns:cx6="http://schemas.microsoft.com/office/drawing/2016/5/12/chartex" xmlns:cx7="http://schemas.microsoft.com/office/drawing/2016/5/13/chartex" xmlns:cx8="http://schemas.microsoft.com/office/drawing/2016/5/14/chartex" xmlns:mc="http://schemas.openxmlformats.org/markup-compatibility/2006" xmlns:aink="http://schemas.microsoft.com/office/drawing/2016/ink" xmlns:am3d="http://schemas.microsoft.com/office/drawing/2017/model3d" xmlns:o="urn:schemas-microsoft-com:office:office" xmlns:oel="http://schemas.microsoft.com/office/2019/extlst" xmlns:r="http://schemas.openxmlformats.org/officeDocument/2006/relationships" xmlns:m="http://schemas.openxmlformats.org/officeDocument/2006/math" xmlns:v="urn:schemas-microsoft-com:vml" xmlns:wp14="http://schemas.microsoft.com/office/word/2010/wordprocessingDrawing" xmlns:wp="http://schemas.openxmlformats.org/drawingml/2006/wordprocessingDrawing" xmlns:w10="urn:schemas-microsoft-com:office:word" xmlns:w="http://schemas.openxmlformats.org/wordprocessingml/2006/main" xmlns:w14="http://schemas.microsoft.com/office/word/2010/wordml" xmlns:w15="http://schemas.microsoft.com/office/word/2012/wordml" xmlns:w16cex="http://schemas.microsoft.com/office/word/2018/wordml/cex" xmlns:w16cid="http://schemas.microsoft.com/office/word/2016/wordml/cid" xmlns:w16="http://schemas.microsoft.com/office/word/2018/wordml" xmlns:w16sdtdh="http://schemas.microsoft.com/office/word/2020/wordml/sdtdatahash" xmlns:w16se="http://schemas.microsoft.com/office/word/2015/wordml/symex" xmlns:wpg="http://schemas.microsoft.com/office/word/2010/wordprocessingGroup" xmlns:wpi="http://schemas.microsoft.com/office/word/2010/wordprocessingInk" xmlns:wne="http://schemas.microsoft.com/office/word/2006/wordml" xmlns:wps="http://schemas.microsoft.com/office/word/2010/wordprocessingShape" mc:Ignorable="w14 w15 w16se w16cid w16 w16cex w16sdtdh wp14">
+<w:document xmlns:wpc="http://schemas.microsoft.com/office/word/2010/wordprocessingCanvas" xmlns:cx="http://schemas.microsoft.com/office/drawing/2014/chartex" xmlns:cx1="http://schemas.microsoft.com/office/drawing/2015/9/8/chartex" xmlns:cx2="http://schemas.microsoft.com/office/drawing/2015/10/21/chartex" xmlns:cx3="http://schemas.microsoft.com/office/drawing/2016/5/9/chartex" xmlns:cx4="http://schemas.microsoft.com/office/drawing/2016/5/10/chartex" xmlns:cx5="http://schemas.microsoft.com/office/drawing/2016/5/11/chartex" xmlns:cx6="http://schemas.microsoft.com/office/drawing/2016/5/12/chartex" xmlns:cx7="http://schemas.microsoft.com/office/drawing/2016/5/13/chartex" xmlns:cx8="http://schemas.microsoft.com/office/drawing/2016/5/14/chartex" xmlns:mc="http://schemas.openxmlformats.org/markup-compatibility/2006" xmlns:aink="http://schemas.microsoft.com/office/drawing/2016/ink" xmlns:am3d="http://schemas.microsoft.com/office/drawing/2017/model3d" xmlns:o="urn:schemas-microsoft-com:office:office" xmlns:oel="http://schemas.microsoft.com/office/2019/extlst" xmlns:r="http://schemas.openxmlformats.org/officeDocument/2006/relationships" xmlns:m="http://schemas.openxmlformats.org/officeDocument/2006/math" xmlns:v="urn:schemas-microsoft-com:vml" xmlns:wp14="http://schemas.microsoft.com/office/word/2010/wordprocessingDrawing" xmlns:wp="http://schemas.openxmlformats.org/drawingml/2006/wordprocessingDrawing" xmlns:w10="urn:schemas-microsoft-com:office:word" xmlns:w="http://schemas.openxmlformats.org/wordprocessingml/2006/main" xmlns:w14="http://schemas.microsoft.com/office/word/2010/wordml" xmlns:w15="http://schemas.microsoft.com/office/word/2012/wordml" xmlns:w16cex="http://schemas.microsoft.com/office/word/2018/wordml/cex" xmlns:w16cid="http://schemas.microsoft.com/office/word/2016/wordml/cid" xmlns:w16="http://schemas.microsoft.com/office/word/2018/wordml" xmlns:w16du="http://schemas.microsoft.com/office/word/2023/wordml/word16du" xmlns:w16sdtdh="http://schemas.microsoft.com/office/word/2020/wordml/sdtdatahash" xmlns:w16sdtfl="http://schemas.microsoft.com/office/word/2024/wordml/sdtformatlock" xmlns:w16se="http://schemas.microsoft.com/office/word/2015/wordml/symex" xmlns:wpg="http://schemas.microsoft.com/office/word/2010/wordprocessingGroup" xmlns:wpi="http://schemas.microsoft.com/office/word/2010/wordprocessingInk" xmlns:wne="http://schemas.microsoft.com/office/word/2006/wordml" xmlns:wps="http://schemas.microsoft.com/office/word/2010/wordprocessingShape" mc:Ignorable="w14 w15 w16se w16cid w16 w16cex w16sdtdh w16sdtfl w16du wp14">
   <w:body>
     <w:p>
       <w:pPr>
@@ -231,17 +231,7 @@
                 <w:lang w:eastAsia="en-US"/>
                 <w14:ligatures w14:val="standardContextual"/>
               </w:rPr>
-              <w:t>None</w:t>
-            </w:r>
-            <w:r>
-              <w:rPr>
-                <w:rFonts w:ascii="Times-Roman" w:eastAsiaTheme="minorHAnsi" w:hAnsi="Times-Roman" w:cs="Times-Roman"/>
-                <w:color w:val="000000"/>
-                <w:sz w:val="24"/>
-                <w:lang w:eastAsia="en-US"/>
-                <w14:ligatures w14:val="standardContextual"/>
-              </w:rPr>
-              <w:t>.</w:t>
+              <w:t>None.</w:t>
             </w:r>
           </w:p>
         </w:tc>
@@ -12361,17 +12351,7 @@
                 <w:lang w:eastAsia="en-US"/>
                 <w14:ligatures w14:val="standardContextual"/>
               </w:rPr>
-              <w:t xml:space="preserve"> </w:t>
-            </w:r>
-            <w:r>
-              <w:rPr>
-                <w:rFonts w:ascii="Times-Roman" w:eastAsiaTheme="minorHAnsi" w:hAnsi="Times-Roman" w:cs="Times-Roman"/>
-                <w:color w:val="000000"/>
-                <w:sz w:val="24"/>
-                <w:lang w:eastAsia="en-US"/>
-                <w14:ligatures w14:val="standardContextual"/>
-              </w:rPr>
-              <w:t>The invoice is created and stored in the system database.</w:t>
+              <w:t xml:space="preserve"> The invoice is created and stored in the system database.</w:t>
             </w:r>
           </w:p>
         </w:tc>
@@ -15739,17 +15719,7 @@
                 <w:lang w:eastAsia="en-US"/>
                 <w14:ligatures w14:val="standardContextual"/>
               </w:rPr>
-              <w:t>4</w:t>
-            </w:r>
-            <w:r>
-              <w:rPr>
-                <w:rFonts w:ascii="Times-Roman" w:eastAsiaTheme="minorHAnsi" w:hAnsi="Times-Roman" w:cs="Times-Roman"/>
-                <w:color w:val="000000"/>
-                <w:sz w:val="24"/>
-                <w:lang w:eastAsia="en-US"/>
-                <w14:ligatures w14:val="standardContextual"/>
-              </w:rPr>
-              <w:t>. The system validates the entered data.</w:t>
+              <w:t>4. The system validates the entered data.</w:t>
             </w:r>
           </w:p>
           <w:p>
@@ -15789,17 +15759,7 @@
                 <w:lang w:eastAsia="en-US"/>
                 <w14:ligatures w14:val="standardContextual"/>
               </w:rPr>
-              <w:t>5</w:t>
-            </w:r>
-            <w:r>
-              <w:rPr>
-                <w:rFonts w:ascii="Times-Roman" w:eastAsiaTheme="minorHAnsi" w:hAnsi="Times-Roman" w:cs="Times-Roman"/>
-                <w:color w:val="000000"/>
-                <w:sz w:val="24"/>
-                <w:lang w:eastAsia="en-US"/>
-                <w14:ligatures w14:val="standardContextual"/>
-              </w:rPr>
-              <w:t>. If valid, the system records the payment details and updates the merchant account balance.</w:t>
+              <w:t>5. If valid, the system records the payment details and updates the merchant account balance.</w:t>
             </w:r>
           </w:p>
         </w:tc>
@@ -21295,27 +21255,7 @@
                 <w:lang w:eastAsia="en-US"/>
                 <w14:ligatures w14:val="standardContextual"/>
               </w:rPr>
-              <w:t>Enter Initial Credit Limit</w:t>
-            </w:r>
-            <w:r>
-              <w:rPr>
-                <w:rFonts w:ascii="Times-Roman" w:eastAsiaTheme="minorHAnsi" w:hAnsi="Times-Roman" w:cs="Times-Roman"/>
-                <w:color w:val="000000"/>
-                <w:sz w:val="24"/>
-                <w:lang w:eastAsia="en-US"/>
-                <w14:ligatures w14:val="standardContextual"/>
-              </w:rPr>
-              <w:t xml:space="preserve"> </w:t>
-            </w:r>
-            <w:r>
-              <w:rPr>
-                <w:rFonts w:ascii="Times-Roman" w:eastAsiaTheme="minorHAnsi" w:hAnsi="Times-Roman" w:cs="Times-Roman"/>
-                <w:color w:val="000000"/>
-                <w:sz w:val="24"/>
-                <w:lang w:eastAsia="en-US"/>
-                <w14:ligatures w14:val="standardContextual"/>
-              </w:rPr>
-              <w:t>(included by UC-SA-ACC-01)</w:t>
+              <w:t>Enter Initial Credit Limit (included by UC-SA-ACC-01)</w:t>
             </w:r>
           </w:p>
         </w:tc>
@@ -21410,27 +21350,7 @@
                 <w:lang w:eastAsia="en-US"/>
                 <w14:ligatures w14:val="standardContextual"/>
               </w:rPr>
-              <w:t>Set Initial Discount Plan</w:t>
-            </w:r>
-            <w:r>
-              <w:rPr>
-                <w:rFonts w:ascii="Times-Roman" w:eastAsiaTheme="minorHAnsi" w:hAnsi="Times-Roman" w:cs="Times-Roman"/>
-                <w:color w:val="000000"/>
-                <w:sz w:val="24"/>
-                <w:lang w:eastAsia="en-US"/>
-                <w14:ligatures w14:val="standardContextual"/>
-              </w:rPr>
-              <w:t xml:space="preserve"> </w:t>
-            </w:r>
-            <w:r>
-              <w:rPr>
-                <w:rFonts w:ascii="Times-Roman" w:eastAsiaTheme="minorHAnsi" w:hAnsi="Times-Roman" w:cs="Times-Roman"/>
-                <w:color w:val="000000"/>
-                <w:sz w:val="24"/>
-                <w:lang w:eastAsia="en-US"/>
-                <w14:ligatures w14:val="standardContextual"/>
-              </w:rPr>
-              <w:t>(included by UC-SA-ACC-01)</w:t>
+              <w:t>Set Initial Discount Plan (included by UC-SA-ACC-01)</w:t>
             </w:r>
           </w:p>
           <w:p>
@@ -21839,17 +21759,7 @@
                 <w:lang w:eastAsia="en-US"/>
                 <w14:ligatures w14:val="standardContextual"/>
               </w:rPr>
-              <w:t>Suspend Account (15–30 days overdue)</w:t>
-            </w:r>
-            <w:r>
-              <w:rPr>
-                <w:rFonts w:ascii="Times-Roman" w:eastAsiaTheme="minorHAnsi" w:hAnsi="Times-Roman" w:cs="Times-Roman"/>
-                <w:color w:val="000000"/>
-                <w:sz w:val="24"/>
-                <w:lang w:eastAsia="en-US"/>
-                <w14:ligatures w14:val="standardContextual"/>
-              </w:rPr>
-              <w:t xml:space="preserve"> (extends UC-SA-ACC-05)</w:t>
+              <w:t>Suspend Account (15–30 days overdue) (extends UC-SA-ACC-05)</w:t>
             </w:r>
           </w:p>
         </w:tc>
@@ -21931,27 +21841,7 @@
                 <w:lang w:eastAsia="en-US"/>
                 <w14:ligatures w14:val="standardContextual"/>
               </w:rPr>
-              <w:t>Flag Account as “in default” (&gt;30 days)</w:t>
-            </w:r>
-            <w:r>
-              <w:rPr>
-                <w:rFonts w:ascii="Times-Roman" w:eastAsiaTheme="minorHAnsi" w:hAnsi="Times-Roman" w:cs="Times-Roman"/>
-                <w:color w:val="000000"/>
-                <w:sz w:val="24"/>
-                <w:lang w:eastAsia="en-US"/>
-                <w14:ligatures w14:val="standardContextual"/>
-              </w:rPr>
-              <w:t xml:space="preserve"> </w:t>
-            </w:r>
-            <w:r>
-              <w:rPr>
-                <w:rFonts w:ascii="Times-Roman" w:eastAsiaTheme="minorHAnsi" w:hAnsi="Times-Roman" w:cs="Times-Roman"/>
-                <w:color w:val="000000"/>
-                <w:sz w:val="24"/>
-                <w:lang w:eastAsia="en-US"/>
-                <w14:ligatures w14:val="standardContextual"/>
-              </w:rPr>
-              <w:t>(extends UC-SA-ACC-05)</w:t>
+              <w:t>Flag Account as “in default” (&gt;30 days) (extends UC-SA-ACC-05)</w:t>
             </w:r>
           </w:p>
         </w:tc>
@@ -22033,27 +21923,7 @@
                 <w:lang w:eastAsia="en-US"/>
                 <w14:ligatures w14:val="standardContextual"/>
               </w:rPr>
-              <w:t>Restore Suspended Account to “Normal”</w:t>
-            </w:r>
-            <w:r>
-              <w:rPr>
-                <w:rFonts w:ascii="Times-Roman" w:eastAsiaTheme="minorHAnsi" w:hAnsi="Times-Roman" w:cs="Times-Roman"/>
-                <w:color w:val="000000"/>
-                <w:sz w:val="24"/>
-                <w:lang w:eastAsia="en-US"/>
-                <w14:ligatures w14:val="standardContextual"/>
-              </w:rPr>
-              <w:t xml:space="preserve"> </w:t>
-            </w:r>
-            <w:r>
-              <w:rPr>
-                <w:rFonts w:ascii="Times-Roman" w:eastAsiaTheme="minorHAnsi" w:hAnsi="Times-Roman" w:cs="Times-Roman"/>
-                <w:color w:val="000000"/>
-                <w:sz w:val="24"/>
-                <w:lang w:eastAsia="en-US"/>
-                <w14:ligatures w14:val="standardContextual"/>
-              </w:rPr>
-              <w:t>(extends UC-SA-ACC-05)</w:t>
+              <w:t>Restore Suspended Account to “Normal” (extends UC-SA-ACC-05)</w:t>
             </w:r>
           </w:p>
         </w:tc>
@@ -22128,17 +21998,7 @@
                 <w:lang w:eastAsia="en-US"/>
                 <w14:ligatures w14:val="standardContextual"/>
               </w:rPr>
-              <w:t>Change “in default” to “normal/suspended”</w:t>
-            </w:r>
-            <w:r>
-              <w:rPr>
-                <w:rFonts w:ascii="Times-Roman" w:eastAsiaTheme="minorHAnsi" w:hAnsi="Times-Roman" w:cs="Times-Roman"/>
-                <w:color w:val="000000"/>
-                <w:sz w:val="24"/>
-                <w:lang w:eastAsia="en-US"/>
-                <w14:ligatures w14:val="standardContextual"/>
-              </w:rPr>
-              <w:t xml:space="preserve"> </w:t>
+              <w:t xml:space="preserve">Change “in default” to “normal/suspended” </w:t>
             </w:r>
             <w:r>
               <w:rPr>
@@ -23612,17 +23472,7 @@
                 <w:lang w:eastAsia="en-US"/>
                 <w14:ligatures w14:val="standardContextual"/>
               </w:rPr>
-              <w:t>Provides the base “Generate Report” function used by the specialised report use cases.</w:t>
-            </w:r>
-            <w:r>
-              <w:rPr>
-                <w:rFonts w:ascii="Times-Roman" w:eastAsiaTheme="minorHAnsi" w:hAnsi="Times-Roman" w:cs="Times-Roman"/>
-                <w:color w:val="000000"/>
-                <w:sz w:val="24"/>
-                <w:lang w:eastAsia="en-US"/>
-                <w14:ligatures w14:val="standardContextual"/>
-              </w:rPr>
-              <w:t xml:space="preserve"> </w:t>
+              <w:t xml:space="preserve">Provides the base “Generate Report” function used by the specialised report use cases. </w:t>
             </w:r>
             <w:r>
               <w:rPr>
@@ -23687,17 +23537,7 @@
                 <w:lang w:eastAsia="en-US"/>
                 <w14:ligatures w14:val="standardContextual"/>
               </w:rPr>
-              <w:t>Generate Turnover Report</w:t>
-            </w:r>
-            <w:r>
-              <w:rPr>
-                <w:rFonts w:ascii="Times-Roman" w:eastAsiaTheme="minorHAnsi" w:hAnsi="Times-Roman" w:cs="Times-Roman"/>
-                <w:color w:val="000000"/>
-                <w:sz w:val="24"/>
-                <w:lang w:eastAsia="en-US"/>
-                <w14:ligatures w14:val="standardContextual"/>
-              </w:rPr>
-              <w:t xml:space="preserve"> (specialises UC-SA-RPT-00)</w:t>
+              <w:t>Generate Turnover Report (specialises UC-SA-RPT-00)</w:t>
             </w:r>
             <w:r>
               <w:tab/>
@@ -23875,27 +23715,7 @@
                 <w:lang w:eastAsia="en-US"/>
                 <w14:ligatures w14:val="standardContextual"/>
               </w:rPr>
-              <w:t>Generate Merchant Activity Report</w:t>
-            </w:r>
-            <w:r>
-              <w:rPr>
-                <w:rFonts w:ascii="Times-Roman" w:eastAsiaTheme="minorHAnsi" w:hAnsi="Times-Roman" w:cs="Times-Roman"/>
-                <w:color w:val="000000"/>
-                <w:sz w:val="24"/>
-                <w:lang w:eastAsia="en-US"/>
-                <w14:ligatures w14:val="standardContextual"/>
-              </w:rPr>
-              <w:t xml:space="preserve"> </w:t>
-            </w:r>
-            <w:r>
-              <w:rPr>
-                <w:rFonts w:ascii="Times-Roman" w:eastAsiaTheme="minorHAnsi" w:hAnsi="Times-Roman" w:cs="Times-Roman"/>
-                <w:color w:val="000000"/>
-                <w:sz w:val="24"/>
-                <w:lang w:eastAsia="en-US"/>
-                <w14:ligatures w14:val="standardContextual"/>
-              </w:rPr>
-              <w:t>(specialises UC-SA-RPT-00)</w:t>
+              <w:t>Generate Merchant Activity Report (specialises UC-SA-RPT-00)</w:t>
             </w:r>
             <w:r>
               <w:tab/>
@@ -23996,27 +23816,7 @@
                 <w:lang w:eastAsia="en-US"/>
                 <w14:ligatures w14:val="standardContextual"/>
               </w:rPr>
-              <w:t>Generate Invoice List Report</w:t>
-            </w:r>
-            <w:r>
-              <w:rPr>
-                <w:rFonts w:ascii="Times-Roman" w:eastAsiaTheme="minorHAnsi" w:hAnsi="Times-Roman" w:cs="Times-Roman"/>
-                <w:color w:val="000000"/>
-                <w:sz w:val="24"/>
-                <w:lang w:eastAsia="en-US"/>
-                <w14:ligatures w14:val="standardContextual"/>
-              </w:rPr>
-              <w:t xml:space="preserve"> </w:t>
-            </w:r>
-            <w:r>
-              <w:rPr>
-                <w:rFonts w:ascii="Times-Roman" w:eastAsiaTheme="minorHAnsi" w:hAnsi="Times-Roman" w:cs="Times-Roman"/>
-                <w:color w:val="000000"/>
-                <w:sz w:val="24"/>
-                <w:lang w:eastAsia="en-US"/>
-                <w14:ligatures w14:val="standardContextual"/>
-              </w:rPr>
-              <w:t>(specialises UC-SA-RPT-00)</w:t>
+              <w:t>Generate Invoice List Report (specialises UC-SA-RPT-00)</w:t>
             </w:r>
             <w:r>
               <w:tab/>
@@ -24094,27 +23894,7 @@
                 <w:lang w:eastAsia="en-US"/>
                 <w14:ligatures w14:val="standardContextual"/>
               </w:rPr>
-              <w:t>Generate Invoices List</w:t>
-            </w:r>
-            <w:r>
-              <w:rPr>
-                <w:rFonts w:ascii="Times-Roman" w:eastAsiaTheme="minorHAnsi" w:hAnsi="Times-Roman" w:cs="Times-Roman"/>
-                <w:color w:val="000000"/>
-                <w:sz w:val="24"/>
-                <w:lang w:eastAsia="en-US"/>
-                <w14:ligatures w14:val="standardContextual"/>
-              </w:rPr>
-              <w:t xml:space="preserve"> </w:t>
-            </w:r>
-            <w:r>
-              <w:rPr>
-                <w:rFonts w:ascii="Times-Roman" w:eastAsiaTheme="minorHAnsi" w:hAnsi="Times-Roman" w:cs="Times-Roman"/>
-                <w:color w:val="000000"/>
-                <w:sz w:val="24"/>
-                <w:lang w:eastAsia="en-US"/>
-                <w14:ligatures w14:val="standardContextual"/>
-              </w:rPr>
-              <w:t>(specialises UC-SA-RPT-00)</w:t>
+              <w:t>Generate Invoices List (specialises UC-SA-RPT-00)</w:t>
             </w:r>
             <w:r>
               <w:tab/>
@@ -24202,27 +23982,7 @@
                 <w:lang w:eastAsia="en-US"/>
                 <w14:ligatures w14:val="standardContextual"/>
               </w:rPr>
-              <w:t>Generate Stock Turnover Report</w:t>
-            </w:r>
-            <w:r>
-              <w:rPr>
-                <w:rFonts w:ascii="Times-Roman" w:eastAsiaTheme="minorHAnsi" w:hAnsi="Times-Roman" w:cs="Times-Roman"/>
-                <w:color w:val="000000"/>
-                <w:sz w:val="24"/>
-                <w:lang w:eastAsia="en-US"/>
-                <w14:ligatures w14:val="standardContextual"/>
-              </w:rPr>
-              <w:t xml:space="preserve"> </w:t>
-            </w:r>
-            <w:r>
-              <w:rPr>
-                <w:rFonts w:ascii="Times-Roman" w:eastAsiaTheme="minorHAnsi" w:hAnsi="Times-Roman" w:cs="Times-Roman"/>
-                <w:color w:val="000000"/>
-                <w:sz w:val="24"/>
-                <w:lang w:eastAsia="en-US"/>
-                <w14:ligatures w14:val="standardContextual"/>
-              </w:rPr>
-              <w:t>(specialises UC-SA-RPT-00)</w:t>
+              <w:t>Generate Stock Turnover Report (specialises UC-SA-RPT-00)</w:t>
             </w:r>
             <w:r>
               <w:tab/>
@@ -24288,7 +24048,7 @@
 </file>
 
 <file path=word/endnotes.xml><?xml version="1.0" encoding="utf-8"?>
-<w:endnotes xmlns:wpc="http://schemas.microsoft.com/office/word/2010/wordprocessingCanvas" xmlns:cx="http://schemas.microsoft.com/office/drawing/2014/chartex" xmlns:cx1="http://schemas.microsoft.com/office/drawing/2015/9/8/chartex" xmlns:cx2="http://schemas.microsoft.com/office/drawing/2015/10/21/chartex" xmlns:cx3="http://schemas.microsoft.com/office/drawing/2016/5/9/chartex" xmlns:cx4="http://schemas.microsoft.com/office/drawing/2016/5/10/chartex" xmlns:cx5="http://schemas.microsoft.com/office/drawing/2016/5/11/chartex" xmlns:cx6="http://schemas.microsoft.com/office/drawing/2016/5/12/chartex" xmlns:cx7="http://schemas.microsoft.com/office/drawing/2016/5/13/chartex" xmlns:cx8="http://schemas.microsoft.com/office/drawing/2016/5/14/chartex" xmlns:mc="http://schemas.openxmlformats.org/markup-compatibility/2006" xmlns:aink="http://schemas.microsoft.com/office/drawing/2016/ink" xmlns:am3d="http://schemas.microsoft.com/office/drawing/2017/model3d" xmlns:o="urn:schemas-microsoft-com:office:office" xmlns:oel="http://schemas.microsoft.com/office/2019/extlst" xmlns:r="http://schemas.openxmlformats.org/officeDocument/2006/relationships" xmlns:m="http://schemas.openxmlformats.org/officeDocument/2006/math" xmlns:v="urn:schemas-microsoft-com:vml" xmlns:wp14="http://schemas.microsoft.com/office/word/2010/wordprocessingDrawing" xmlns:wp="http://schemas.openxmlformats.org/drawingml/2006/wordprocessingDrawing" xmlns:w10="urn:schemas-microsoft-com:office:word" xmlns:w="http://schemas.openxmlformats.org/wordprocessingml/2006/main" xmlns:w14="http://schemas.microsoft.com/office/word/2010/wordml" xmlns:w15="http://schemas.microsoft.com/office/word/2012/wordml" xmlns:w16cex="http://schemas.microsoft.com/office/word/2018/wordml/cex" xmlns:w16cid="http://schemas.microsoft.com/office/word/2016/wordml/cid" xmlns:w16="http://schemas.microsoft.com/office/word/2018/wordml" xmlns:w16sdtdh="http://schemas.microsoft.com/office/word/2020/wordml/sdtdatahash" xmlns:w16se="http://schemas.microsoft.com/office/word/2015/wordml/symex" xmlns:wpg="http://schemas.microsoft.com/office/word/2010/wordprocessingGroup" xmlns:wpi="http://schemas.microsoft.com/office/word/2010/wordprocessingInk" xmlns:wne="http://schemas.microsoft.com/office/word/2006/wordml" xmlns:wps="http://schemas.microsoft.com/office/word/2010/wordprocessingShape" mc:Ignorable="w14 w15 w16se w16cid w16 w16cex w16sdtdh wp14">
+<w:endnotes xmlns:wpc="http://schemas.microsoft.com/office/word/2010/wordprocessingCanvas" xmlns:cx="http://schemas.microsoft.com/office/drawing/2014/chartex" xmlns:cx1="http://schemas.microsoft.com/office/drawing/2015/9/8/chartex" xmlns:cx2="http://schemas.microsoft.com/office/drawing/2015/10/21/chartex" xmlns:cx3="http://schemas.microsoft.com/office/drawing/2016/5/9/chartex" xmlns:cx4="http://schemas.microsoft.com/office/drawing/2016/5/10/chartex" xmlns:cx5="http://schemas.microsoft.com/office/drawing/2016/5/11/chartex" xmlns:cx6="http://schemas.microsoft.com/office/drawing/2016/5/12/chartex" xmlns:cx7="http://schemas.microsoft.com/office/drawing/2016/5/13/chartex" xmlns:cx8="http://schemas.microsoft.com/office/drawing/2016/5/14/chartex" xmlns:mc="http://schemas.openxmlformats.org/markup-compatibility/2006" xmlns:aink="http://schemas.microsoft.com/office/drawing/2016/ink" xmlns:am3d="http://schemas.microsoft.com/office/drawing/2017/model3d" xmlns:o="urn:schemas-microsoft-com:office:office" xmlns:oel="http://schemas.microsoft.com/office/2019/extlst" xmlns:r="http://schemas.openxmlformats.org/officeDocument/2006/relationships" xmlns:m="http://schemas.openxmlformats.org/officeDocument/2006/math" xmlns:v="urn:schemas-microsoft-com:vml" xmlns:wp14="http://schemas.microsoft.com/office/word/2010/wordprocessingDrawing" xmlns:wp="http://schemas.openxmlformats.org/drawingml/2006/wordprocessingDrawing" xmlns:w10="urn:schemas-microsoft-com:office:word" xmlns:w="http://schemas.openxmlformats.org/wordprocessingml/2006/main" xmlns:w14="http://schemas.microsoft.com/office/word/2010/wordml" xmlns:w15="http://schemas.microsoft.com/office/word/2012/wordml" xmlns:w16cex="http://schemas.microsoft.com/office/word/2018/wordml/cex" xmlns:w16cid="http://schemas.microsoft.com/office/word/2016/wordml/cid" xmlns:w16="http://schemas.microsoft.com/office/word/2018/wordml" xmlns:w16du="http://schemas.microsoft.com/office/word/2023/wordml/word16du" xmlns:w16sdtdh="http://schemas.microsoft.com/office/word/2020/wordml/sdtdatahash" xmlns:w16sdtfl="http://schemas.microsoft.com/office/word/2024/wordml/sdtformatlock" xmlns:w16se="http://schemas.microsoft.com/office/word/2015/wordml/symex" xmlns:wpg="http://schemas.microsoft.com/office/word/2010/wordprocessingGroup" xmlns:wpi="http://schemas.microsoft.com/office/word/2010/wordprocessingInk" xmlns:wne="http://schemas.microsoft.com/office/word/2006/wordml" xmlns:wps="http://schemas.microsoft.com/office/word/2010/wordprocessingShape" mc:Ignorable="w14 w15 w16se w16cid w16 w16cex w16sdtdh w16sdtfl w16du wp14">
   <w:endnote w:type="separator" w:id="-1">
     <w:p>
       <w:pPr>
@@ -24313,7 +24073,7 @@
 </file>
 
 <file path=word/footnotes.xml><?xml version="1.0" encoding="utf-8"?>
-<w:footnotes xmlns:wpc="http://schemas.microsoft.com/office/word/2010/wordprocessingCanvas" xmlns:cx="http://schemas.microsoft.com/office/drawing/2014/chartex" xmlns:cx1="http://schemas.microsoft.com/office/drawing/2015/9/8/chartex" xmlns:cx2="http://schemas.microsoft.com/office/drawing/2015/10/21/chartex" xmlns:cx3="http://schemas.microsoft.com/office/drawing/2016/5/9/chartex" xmlns:cx4="http://schemas.microsoft.com/office/drawing/2016/5/10/chartex" xmlns:cx5="http://schemas.microsoft.com/office/drawing/2016/5/11/chartex" xmlns:cx6="http://schemas.microsoft.com/office/drawing/2016/5/12/chartex" xmlns:cx7="http://schemas.microsoft.com/office/drawing/2016/5/13/chartex" xmlns:cx8="http://schemas.microsoft.com/office/drawing/2016/5/14/chartex" xmlns:mc="http://schemas.openxmlformats.org/markup-compatibility/2006" xmlns:aink="http://schemas.microsoft.com/office/drawing/2016/ink" xmlns:am3d="http://schemas.microsoft.com/office/drawing/2017/model3d" xmlns:o="urn:schemas-microsoft-com:office:office" xmlns:oel="http://schemas.microsoft.com/office/2019/extlst" xmlns:r="http://schemas.openxmlformats.org/officeDocument/2006/relationships" xmlns:m="http://schemas.openxmlformats.org/officeDocument/2006/math" xmlns:v="urn:schemas-microsoft-com:vml" xmlns:wp14="http://schemas.microsoft.com/office/word/2010/wordprocessingDrawing" xmlns:wp="http://schemas.openxmlformats.org/drawingml/2006/wordprocessingDrawing" xmlns:w10="urn:schemas-microsoft-com:office:word" xmlns:w="http://schemas.openxmlformats.org/wordprocessingml/2006/main" xmlns:w14="http://schemas.microsoft.com/office/word/2010/wordml" xmlns:w15="http://schemas.microsoft.com/office/word/2012/wordml" xmlns:w16cex="http://schemas.microsoft.com/office/word/2018/wordml/cex" xmlns:w16cid="http://schemas.microsoft.com/office/word/2016/wordml/cid" xmlns:w16="http://schemas.microsoft.com/office/word/2018/wordml" xmlns:w16sdtdh="http://schemas.microsoft.com/office/word/2020/wordml/sdtdatahash" xmlns:w16se="http://schemas.microsoft.com/office/word/2015/wordml/symex" xmlns:wpg="http://schemas.microsoft.com/office/word/2010/wordprocessingGroup" xmlns:wpi="http://schemas.microsoft.com/office/word/2010/wordprocessingInk" xmlns:wne="http://schemas.microsoft.com/office/word/2006/wordml" xmlns:wps="http://schemas.microsoft.com/office/word/2010/wordprocessingShape" mc:Ignorable="w14 w15 w16se w16cid w16 w16cex w16sdtdh wp14">
+<w:footnotes xmlns:wpc="http://schemas.microsoft.com/office/word/2010/wordprocessingCanvas" xmlns:cx="http://schemas.microsoft.com/office/drawing/2014/chartex" xmlns:cx1="http://schemas.microsoft.com/office/drawing/2015/9/8/chartex" xmlns:cx2="http://schemas.microsoft.com/office/drawing/2015/10/21/chartex" xmlns:cx3="http://schemas.microsoft.com/office/drawing/2016/5/9/chartex" xmlns:cx4="http://schemas.microsoft.com/office/drawing/2016/5/10/chartex" xmlns:cx5="http://schemas.microsoft.com/office/drawing/2016/5/11/chartex" xmlns:cx6="http://schemas.microsoft.com/office/drawing/2016/5/12/chartex" xmlns:cx7="http://schemas.microsoft.com/office/drawing/2016/5/13/chartex" xmlns:cx8="http://schemas.microsoft.com/office/drawing/2016/5/14/chartex" xmlns:mc="http://schemas.openxmlformats.org/markup-compatibility/2006" xmlns:aink="http://schemas.microsoft.com/office/drawing/2016/ink" xmlns:am3d="http://schemas.microsoft.com/office/drawing/2017/model3d" xmlns:o="urn:schemas-microsoft-com:office:office" xmlns:oel="http://schemas.microsoft.com/office/2019/extlst" xmlns:r="http://schemas.openxmlformats.org/officeDocument/2006/relationships" xmlns:m="http://schemas.openxmlformats.org/officeDocument/2006/math" xmlns:v="urn:schemas-microsoft-com:vml" xmlns:wp14="http://schemas.microsoft.com/office/word/2010/wordprocessingDrawing" xmlns:wp="http://schemas.openxmlformats.org/drawingml/2006/wordprocessingDrawing" xmlns:w10="urn:schemas-microsoft-com:office:word" xmlns:w="http://schemas.openxmlformats.org/wordprocessingml/2006/main" xmlns:w14="http://schemas.microsoft.com/office/word/2010/wordml" xmlns:w15="http://schemas.microsoft.com/office/word/2012/wordml" xmlns:w16cex="http://schemas.microsoft.com/office/word/2018/wordml/cex" xmlns:w16cid="http://schemas.microsoft.com/office/word/2016/wordml/cid" xmlns:w16="http://schemas.microsoft.com/office/word/2018/wordml" xmlns:w16du="http://schemas.microsoft.com/office/word/2023/wordml/word16du" xmlns:w16sdtdh="http://schemas.microsoft.com/office/word/2020/wordml/sdtdatahash" xmlns:w16sdtfl="http://schemas.microsoft.com/office/word/2024/wordml/sdtformatlock" xmlns:w16se="http://schemas.microsoft.com/office/word/2015/wordml/symex" xmlns:wpg="http://schemas.microsoft.com/office/word/2010/wordprocessingGroup" xmlns:wpi="http://schemas.microsoft.com/office/word/2010/wordprocessingInk" xmlns:wne="http://schemas.microsoft.com/office/word/2006/wordml" xmlns:wps="http://schemas.microsoft.com/office/word/2010/wordprocessingShape" mc:Ignorable="w14 w15 w16se w16cid w16 w16cex w16sdtdh w16sdtfl w16du wp14">
   <w:footnote w:type="separator" w:id="-1">
     <w:p>
       <w:pPr>
@@ -24338,7 +24098,7 @@
 </file>
 
 <file path=word/numbering.xml><?xml version="1.0" encoding="utf-8"?>
-<w:numbering xmlns:wpc="http://schemas.microsoft.com/office/word/2010/wordprocessingCanvas" xmlns:cx="http://schemas.microsoft.com/office/drawing/2014/chartex" xmlns:cx1="http://schemas.microsoft.com/office/drawing/2015/9/8/chartex" xmlns:cx2="http://schemas.microsoft.com/office/drawing/2015/10/21/chartex" xmlns:cx3="http://schemas.microsoft.com/office/drawing/2016/5/9/chartex" xmlns:cx4="http://schemas.microsoft.com/office/drawing/2016/5/10/chartex" xmlns:cx5="http://schemas.microsoft.com/office/drawing/2016/5/11/chartex" xmlns:cx6="http://schemas.microsoft.com/office/drawing/2016/5/12/chartex" xmlns:cx7="http://schemas.microsoft.com/office/drawing/2016/5/13/chartex" xmlns:cx8="http://schemas.microsoft.com/office/drawing/2016/5/14/chartex" xmlns:mc="http://schemas.openxmlformats.org/markup-compatibility/2006" xmlns:aink="http://schemas.microsoft.com/office/drawing/2016/ink" xmlns:am3d="http://schemas.microsoft.com/office/drawing/2017/model3d" xmlns:o="urn:schemas-microsoft-com:office:office" xmlns:oel="http://schemas.microsoft.com/office/2019/extlst" xmlns:r="http://schemas.openxmlformats.org/officeDocument/2006/relationships" xmlns:m="http://schemas.openxmlformats.org/officeDocument/2006/math" xmlns:v="urn:schemas-microsoft-com:vml" xmlns:wp14="http://schemas.microsoft.com/office/word/2010/wordprocessingDrawing" xmlns:wp="http://schemas.openxmlformats.org/drawingml/2006/wordprocessingDrawing" xmlns:w10="urn:schemas-microsoft-com:office:word" xmlns:w="http://schemas.openxmlformats.org/wordprocessingml/2006/main" xmlns:w14="http://schemas.microsoft.com/office/word/2010/wordml" xmlns:w15="http://schemas.microsoft.com/office/word/2012/wordml" xmlns:w16cex="http://schemas.microsoft.com/office/word/2018/wordml/cex" xmlns:w16cid="http://schemas.microsoft.com/office/word/2016/wordml/cid" xmlns:w16="http://schemas.microsoft.com/office/word/2018/wordml" xmlns:w16sdtdh="http://schemas.microsoft.com/office/word/2020/wordml/sdtdatahash" xmlns:w16se="http://schemas.microsoft.com/office/word/2015/wordml/symex" xmlns:wpg="http://schemas.microsoft.com/office/word/2010/wordprocessingGroup" xmlns:wpi="http://schemas.microsoft.com/office/word/2010/wordprocessingInk" xmlns:wne="http://schemas.microsoft.com/office/word/2006/wordml" xmlns:wps="http://schemas.microsoft.com/office/word/2010/wordprocessingShape" mc:Ignorable="w14 w15 w16se w16cid w16 w16cex w16sdtdh wp14">
+<w:numbering xmlns:wpc="http://schemas.microsoft.com/office/word/2010/wordprocessingCanvas" xmlns:cx="http://schemas.microsoft.com/office/drawing/2014/chartex" xmlns:cx1="http://schemas.microsoft.com/office/drawing/2015/9/8/chartex" xmlns:cx2="http://schemas.microsoft.com/office/drawing/2015/10/21/chartex" xmlns:cx3="http://schemas.microsoft.com/office/drawing/2016/5/9/chartex" xmlns:cx4="http://schemas.microsoft.com/office/drawing/2016/5/10/chartex" xmlns:cx5="http://schemas.microsoft.com/office/drawing/2016/5/11/chartex" xmlns:cx6="http://schemas.microsoft.com/office/drawing/2016/5/12/chartex" xmlns:cx7="http://schemas.microsoft.com/office/drawing/2016/5/13/chartex" xmlns:cx8="http://schemas.microsoft.com/office/drawing/2016/5/14/chartex" xmlns:mc="http://schemas.openxmlformats.org/markup-compatibility/2006" xmlns:aink="http://schemas.microsoft.com/office/drawing/2016/ink" xmlns:am3d="http://schemas.microsoft.com/office/drawing/2017/model3d" xmlns:o="urn:schemas-microsoft-com:office:office" xmlns:oel="http://schemas.microsoft.com/office/2019/extlst" xmlns:r="http://schemas.openxmlformats.org/officeDocument/2006/relationships" xmlns:m="http://schemas.openxmlformats.org/officeDocument/2006/math" xmlns:v="urn:schemas-microsoft-com:vml" xmlns:wp14="http://schemas.microsoft.com/office/word/2010/wordprocessingDrawing" xmlns:wp="http://schemas.openxmlformats.org/drawingml/2006/wordprocessingDrawing" xmlns:w10="urn:schemas-microsoft-com:office:word" xmlns:w="http://schemas.openxmlformats.org/wordprocessingml/2006/main" xmlns:w14="http://schemas.microsoft.com/office/word/2010/wordml" xmlns:w15="http://schemas.microsoft.com/office/word/2012/wordml" xmlns:w16cex="http://schemas.microsoft.com/office/word/2018/wordml/cex" xmlns:w16cid="http://schemas.microsoft.com/office/word/2016/wordml/cid" xmlns:w16="http://schemas.microsoft.com/office/word/2018/wordml" xmlns:w16du="http://schemas.microsoft.com/office/word/2023/wordml/word16du" xmlns:w16sdtdh="http://schemas.microsoft.com/office/word/2020/wordml/sdtdatahash" xmlns:w16sdtfl="http://schemas.microsoft.com/office/word/2024/wordml/sdtformatlock" xmlns:w16se="http://schemas.microsoft.com/office/word/2015/wordml/symex" xmlns:wpg="http://schemas.microsoft.com/office/word/2010/wordprocessingGroup" xmlns:wpi="http://schemas.microsoft.com/office/word/2010/wordprocessingInk" xmlns:wne="http://schemas.microsoft.com/office/word/2006/wordml" xmlns:wps="http://schemas.microsoft.com/office/word/2010/wordprocessingShape" mc:Ignorable="w14 w15 w16se w16cid w16 w16cex w16sdtdh w16sdtfl w16du wp14">
   <w:abstractNum w:abstractNumId="0" w15:restartNumberingAfterBreak="0">
     <w:nsid w:val="00000001"/>
     <w:multiLevelType w:val="hybridMultilevel"/>
@@ -24676,7 +24436,7 @@
 </file>
 
 <file path=word/styles.xml><?xml version="1.0" encoding="utf-8"?>
-<w:styles xmlns:mc="http://schemas.openxmlformats.org/markup-compatibility/2006" xmlns:r="http://schemas.openxmlformats.org/officeDocument/2006/relationships" xmlns:w="http://schemas.openxmlformats.org/wordprocessingml/2006/main" xmlns:w14="http://schemas.microsoft.com/office/word/2010/wordml" xmlns:w15="http://schemas.microsoft.com/office/word/2012/wordml" xmlns:w16cex="http://schemas.microsoft.com/office/word/2018/wordml/cex" xmlns:w16cid="http://schemas.microsoft.com/office/word/2016/wordml/cid" xmlns:w16="http://schemas.microsoft.com/office/word/2018/wordml" xmlns:w16sdtdh="http://schemas.microsoft.com/office/word/2020/wordml/sdtdatahash" xmlns:w16se="http://schemas.microsoft.com/office/word/2015/wordml/symex" mc:Ignorable="w14 w15 w16se w16cid w16 w16cex w16sdtdh">
+<w:styles xmlns:mc="http://schemas.openxmlformats.org/markup-compatibility/2006" xmlns:r="http://schemas.openxmlformats.org/officeDocument/2006/relationships" xmlns:w="http://schemas.openxmlformats.org/wordprocessingml/2006/main" xmlns:w14="http://schemas.microsoft.com/office/word/2010/wordml" xmlns:w15="http://schemas.microsoft.com/office/word/2012/wordml" xmlns:w16cex="http://schemas.microsoft.com/office/word/2018/wordml/cex" xmlns:w16cid="http://schemas.microsoft.com/office/word/2016/wordml/cid" xmlns:w16="http://schemas.microsoft.com/office/word/2018/wordml" xmlns:w16du="http://schemas.microsoft.com/office/word/2023/wordml/word16du" xmlns:w16sdtdh="http://schemas.microsoft.com/office/word/2020/wordml/sdtdatahash" xmlns:w16sdtfl="http://schemas.microsoft.com/office/word/2024/wordml/sdtformatlock" xmlns:w16se="http://schemas.microsoft.com/office/word/2015/wordml/symex" mc:Ignorable="w14 w15 w16se w16cid w16 w16cex w16sdtdh w16sdtfl w16du">
   <w:docDefaults>
     <w:rPrDefault>
       <w:rPr>
